--- a/谢文浩_答辩.docx
+++ b/谢文浩_答辩.docx
@@ -2,7 +2,6 @@
 <file path=word/document.xml><?xml version="1.0" encoding="utf-8"?>
 <w:document xmlns:wpc="http://schemas.microsoft.com/office/word/2010/wordprocessingCanvas" xmlns:mo="http://schemas.microsoft.com/office/mac/office/2008/main" xmlns:mc="http://schemas.openxmlformats.org/markup-compatibility/2006" xmlns:mv="urn:schemas-microsoft-com:mac:vml" xmlns:o="urn:schemas-microsoft-com:office:office" xmlns:r="http://schemas.openxmlformats.org/officeDocument/2006/relationships" xmlns:m="http://schemas.openxmlformats.org/officeDocument/2006/math" xmlns:v="urn:schemas-microsoft-com:vml" xmlns:wp14="http://schemas.microsoft.com/office/word/2010/wordprocessingDrawing" xmlns:wp="http://schemas.openxmlformats.org/drawingml/2006/wordprocessingDrawing" xmlns:w10="urn:schemas-microsoft-com:office:word" xmlns:w="http://schemas.openxmlformats.org/wordprocessingml/2006/main" xmlns:w14="http://schemas.microsoft.com/office/word/2010/wordml" xmlns:wpg="http://schemas.microsoft.com/office/word/2010/wordprocessingGroup" xmlns:wpi="http://schemas.microsoft.com/office/word/2010/wordprocessingInk" xmlns:wne="http://schemas.microsoft.com/office/word/2006/wordml" xmlns:wps="http://schemas.microsoft.com/office/word/2010/wordprocessingShape" mc:Ignorable="w14 wp14">
   <w:body>
-    <w:p/>
     <w:p/>
     <w:p/>
     <w:p/>
@@ -32,10 +31,37 @@
           <w:color w:val="505050"/>
           <w:sz w:val="40"/>
         </w:rPr>
-        <w:t>答辩陈述 - 谢文浩</w:t>
+        <w:t>C++课程设计答辩</w:t>
       </w:r>
     </w:p>
     <w:p/>
+    <w:p>
+      <w:pPr>
+        <w:jc w:val="center"/>
+      </w:pPr>
+      <w:r>
+        <w:rPr>
+          <w:rFonts w:ascii="Microsoft YaHei" w:hAnsi="Microsoft YaHei" w:eastAsia="Microsoft YaHei"/>
+          <w:b/>
+          <w:sz w:val="32"/>
+        </w:rPr>
+        <w:t>答辩人：谢文浩（组长）</w:t>
+      </w:r>
+    </w:p>
+    <w:p>
+      <w:pPr>
+        <w:jc w:val="center"/>
+      </w:pPr>
+      <w:r>
+        <w:rPr>
+          <w:rFonts w:ascii="Microsoft YaHei" w:hAnsi="Microsoft YaHei" w:eastAsia="Microsoft YaHei"/>
+          <w:b w:val="0"/>
+          <w:color w:val="646464"/>
+          <w:sz w:val="28"/>
+        </w:rPr>
+        <w:t>贡献度：30%</w:t>
+      </w:r>
+    </w:p>
     <w:p/>
     <w:p/>
     <w:p>
@@ -67,20 +93,9 @@
           <w:b/>
           <w:sz w:val="36"/>
         </w:rPr>
-        <w:t>谢文浩（组长）- 贡献度 30%</w:t>
+        <w:t>一、基本信息</w:t>
       </w:r>
     </w:p>
-    <w:p>
-      <w:r>
-        <w:rPr>
-          <w:rFonts w:ascii="Microsoft YaHei" w:hAnsi="Microsoft YaHei" w:eastAsia="Microsoft YaHei"/>
-          <w:b/>
-          <w:sz w:val="24"/>
-        </w:rPr>
-        <w:t>负责模块：系统架构 + 战斗系统 + 地窟探索 + 等级成长 + Git管理</w:t>
-      </w:r>
-    </w:p>
-    <w:p/>
     <w:tbl>
       <w:tblPr>
         <w:tblStyle w:val="LightGrid-Accent1"/>
@@ -102,7 +117,289 @@
               <w:rPr>
                 <w:rFonts w:ascii="Microsoft YaHei" w:hAnsi="Microsoft YaHei" w:eastAsia="Microsoft YaHei"/>
                 <w:b/>
-                <w:sz w:val="22"/>
+                <w:sz w:val="20"/>
+              </w:rPr>
+              <w:t>项目</w:t>
+            </w:r>
+          </w:p>
+        </w:tc>
+        <w:tc>
+          <w:tcPr>
+            <w:tcW w:type="dxa" w:w="4320"/>
+          </w:tcPr>
+          <w:p>
+            <w:r>
+              <w:rPr>
+                <w:rFonts w:ascii="Microsoft YaHei" w:hAnsi="Microsoft YaHei" w:eastAsia="Microsoft YaHei"/>
+                <w:b/>
+                <w:sz w:val="20"/>
+              </w:rPr>
+              <w:t>内容</w:t>
+            </w:r>
+          </w:p>
+        </w:tc>
+      </w:tr>
+      <w:tr>
+        <w:tc>
+          <w:tcPr>
+            <w:tcW w:type="dxa" w:w="4320"/>
+          </w:tcPr>
+          <w:p>
+            <w:r>
+              <w:rPr>
+                <w:rFonts w:ascii="Microsoft YaHei" w:hAnsi="Microsoft YaHei" w:eastAsia="Microsoft YaHei"/>
+                <w:b w:val="0"/>
+                <w:sz w:val="18"/>
+              </w:rPr>
+              <w:t>姓名</w:t>
+            </w:r>
+          </w:p>
+        </w:tc>
+        <w:tc>
+          <w:tcPr>
+            <w:tcW w:type="dxa" w:w="4320"/>
+          </w:tcPr>
+          <w:p>
+            <w:r>
+              <w:rPr>
+                <w:rFonts w:ascii="Microsoft YaHei" w:hAnsi="Microsoft YaHei" w:eastAsia="Microsoft YaHei"/>
+                <w:b w:val="0"/>
+                <w:sz w:val="18"/>
+              </w:rPr>
+              <w:t>谢文浩</w:t>
+            </w:r>
+          </w:p>
+        </w:tc>
+      </w:tr>
+      <w:tr>
+        <w:tc>
+          <w:tcPr>
+            <w:tcW w:type="dxa" w:w="4320"/>
+          </w:tcPr>
+          <w:p>
+            <w:r>
+              <w:rPr>
+                <w:rFonts w:ascii="Microsoft YaHei" w:hAnsi="Microsoft YaHei" w:eastAsia="Microsoft YaHei"/>
+                <w:b w:val="0"/>
+                <w:sz w:val="18"/>
+              </w:rPr>
+              <w:t>角色</w:t>
+            </w:r>
+          </w:p>
+        </w:tc>
+        <w:tc>
+          <w:tcPr>
+            <w:tcW w:type="dxa" w:w="4320"/>
+          </w:tcPr>
+          <w:p>
+            <w:r>
+              <w:rPr>
+                <w:rFonts w:ascii="Microsoft YaHei" w:hAnsi="Microsoft YaHei" w:eastAsia="Microsoft YaHei"/>
+                <w:b w:val="0"/>
+                <w:sz w:val="18"/>
+              </w:rPr>
+              <w:t>组长</w:t>
+            </w:r>
+          </w:p>
+        </w:tc>
+      </w:tr>
+      <w:tr>
+        <w:tc>
+          <w:tcPr>
+            <w:tcW w:type="dxa" w:w="4320"/>
+          </w:tcPr>
+          <w:p>
+            <w:r>
+              <w:rPr>
+                <w:rFonts w:ascii="Microsoft YaHei" w:hAnsi="Microsoft YaHei" w:eastAsia="Microsoft YaHei"/>
+                <w:b w:val="0"/>
+                <w:sz w:val="18"/>
+              </w:rPr>
+              <w:t>贡献度</w:t>
+            </w:r>
+          </w:p>
+        </w:tc>
+        <w:tc>
+          <w:tcPr>
+            <w:tcW w:type="dxa" w:w="4320"/>
+          </w:tcPr>
+          <w:p>
+            <w:r>
+              <w:rPr>
+                <w:rFonts w:ascii="Microsoft YaHei" w:hAnsi="Microsoft YaHei" w:eastAsia="Microsoft YaHei"/>
+                <w:b w:val="0"/>
+                <w:sz w:val="18"/>
+              </w:rPr>
+              <w:t>30%</w:t>
+            </w:r>
+          </w:p>
+        </w:tc>
+      </w:tr>
+      <w:tr>
+        <w:tc>
+          <w:tcPr>
+            <w:tcW w:type="dxa" w:w="4320"/>
+          </w:tcPr>
+          <w:p>
+            <w:r>
+              <w:rPr>
+                <w:rFonts w:ascii="Microsoft YaHei" w:hAnsi="Microsoft YaHei" w:eastAsia="Microsoft YaHei"/>
+                <w:b w:val="0"/>
+                <w:sz w:val="18"/>
+              </w:rPr>
+              <w:t>负责模块</w:t>
+            </w:r>
+          </w:p>
+        </w:tc>
+        <w:tc>
+          <w:tcPr>
+            <w:tcW w:type="dxa" w:w="4320"/>
+          </w:tcPr>
+          <w:p>
+            <w:r>
+              <w:rPr>
+                <w:rFonts w:ascii="Microsoft YaHei" w:hAnsi="Microsoft YaHei" w:eastAsia="Microsoft YaHei"/>
+                <w:b w:val="0"/>
+                <w:sz w:val="18"/>
+              </w:rPr>
+              <w:t>系统架构设计 + 回合制战斗引擎 + 地窟生成系统 + 等级成长 + Git仓库管理</w:t>
+            </w:r>
+          </w:p>
+        </w:tc>
+      </w:tr>
+      <w:tr>
+        <w:tc>
+          <w:tcPr>
+            <w:tcW w:type="dxa" w:w="4320"/>
+          </w:tcPr>
+          <w:p>
+            <w:r>
+              <w:rPr>
+                <w:rFonts w:ascii="Microsoft YaHei" w:hAnsi="Microsoft YaHei" w:eastAsia="Microsoft YaHei"/>
+                <w:b w:val="0"/>
+                <w:sz w:val="18"/>
+              </w:rPr>
+              <w:t>项目名称</w:t>
+            </w:r>
+          </w:p>
+        </w:tc>
+        <w:tc>
+          <w:tcPr>
+            <w:tcW w:type="dxa" w:w="4320"/>
+          </w:tcPr>
+          <w:p>
+            <w:r>
+              <w:rPr>
+                <w:rFonts w:ascii="Microsoft YaHei" w:hAnsi="Microsoft YaHei" w:eastAsia="Microsoft YaHei"/>
+                <w:b w:val="0"/>
+                <w:sz w:val="18"/>
+              </w:rPr>
+              <w:t>校园RPG冒险游戏</w:t>
+            </w:r>
+          </w:p>
+        </w:tc>
+      </w:tr>
+      <w:tr>
+        <w:tc>
+          <w:tcPr>
+            <w:tcW w:type="dxa" w:w="4320"/>
+          </w:tcPr>
+          <w:p>
+            <w:r>
+              <w:rPr>
+                <w:rFonts w:ascii="Microsoft YaHei" w:hAnsi="Microsoft YaHei" w:eastAsia="Microsoft YaHei"/>
+                <w:b w:val="0"/>
+                <w:sz w:val="18"/>
+              </w:rPr>
+              <w:t>技术栈</w:t>
+            </w:r>
+          </w:p>
+        </w:tc>
+        <w:tc>
+          <w:tcPr>
+            <w:tcW w:type="dxa" w:w="4320"/>
+          </w:tcPr>
+          <w:p>
+            <w:r>
+              <w:rPr>
+                <w:rFonts w:ascii="Microsoft YaHei" w:hAnsi="Microsoft YaHei" w:eastAsia="Microsoft YaHei"/>
+                <w:b w:val="0"/>
+                <w:sz w:val="18"/>
+              </w:rPr>
+              <w:t>C++17 + Qt 5.15.2 Widgets + MinGW 8.1.0</w:t>
+            </w:r>
+          </w:p>
+        </w:tc>
+      </w:tr>
+      <w:tr>
+        <w:tc>
+          <w:tcPr>
+            <w:tcW w:type="dxa" w:w="4320"/>
+          </w:tcPr>
+          <w:p>
+            <w:r>
+              <w:rPr>
+                <w:rFonts w:ascii="Microsoft YaHei" w:hAnsi="Microsoft YaHei" w:eastAsia="Microsoft YaHei"/>
+                <w:b w:val="0"/>
+                <w:sz w:val="18"/>
+              </w:rPr>
+              <w:t>代码规模</w:t>
+            </w:r>
+          </w:p>
+        </w:tc>
+        <w:tc>
+          <w:tcPr>
+            <w:tcW w:type="dxa" w:w="4320"/>
+          </w:tcPr>
+          <w:p>
+            <w:r>
+              <w:rPr>
+                <w:rFonts w:ascii="Microsoft YaHei" w:hAnsi="Microsoft YaHei" w:eastAsia="Microsoft YaHei"/>
+                <w:b w:val="0"/>
+                <w:sz w:val="18"/>
+              </w:rPr>
+              <w:t>C++约2,340行 + 72张素材 + INI存档系统</w:t>
+            </w:r>
+          </w:p>
+        </w:tc>
+      </w:tr>
+    </w:tbl>
+    <w:p/>
+    <w:p>
+      <w:pPr>
+        <w:pStyle w:val="Heading1"/>
+      </w:pPr>
+      <w:r>
+        <w:rPr>
+          <w:rFonts w:ascii="Microsoft YaHei" w:hAnsi="Microsoft YaHei" w:eastAsia="Microsoft YaHei"/>
+          <w:b/>
+          <w:sz w:val="36"/>
+        </w:rPr>
+        <w:t>二、工作内容详述</w:t>
+      </w:r>
+    </w:p>
+    <w:tbl>
+      <w:tblPr>
+        <w:tblStyle w:val="LightGrid-Accent1"/>
+        <w:tblW w:type="auto" w:w="0"/>
+        <w:jc w:val="center"/>
+        <w:tblLook w:firstColumn="1" w:firstRow="1" w:lastColumn="0" w:lastRow="0" w:noHBand="0" w:noVBand="1" w:val="04A0"/>
+      </w:tblPr>
+      <w:tblGrid>
+        <w:gridCol w:w="4320"/>
+        <w:gridCol w:w="4320"/>
+      </w:tblGrid>
+      <w:tr>
+        <w:tc>
+          <w:tcPr>
+            <w:tcW w:type="dxa" w:w="4320"/>
+          </w:tcPr>
+          <w:p>
+            <w:r>
+              <w:rPr>
+                <w:rFonts w:ascii="Microsoft YaHei" w:hAnsi="Microsoft YaHei" w:eastAsia="Microsoft YaHei"/>
+                <w:b/>
+                <w:sz w:val="20"/>
               </w:rPr>
               <w:t>工作内容</w:t>
             </w:r>
@@ -117,7 +414,7 @@
               <w:rPr>
                 <w:rFonts w:ascii="Microsoft YaHei" w:hAnsi="Microsoft YaHei" w:eastAsia="Microsoft YaHei"/>
                 <w:b/>
-                <w:sz w:val="22"/>
+                <w:sz w:val="20"/>
               </w:rPr>
               <w:t>具体产出与关键技术</w:t>
             </w:r>
@@ -134,7 +431,7 @@
               <w:rPr>
                 <w:rFonts w:ascii="Microsoft YaHei" w:hAnsi="Microsoft YaHei" w:eastAsia="Microsoft YaHei"/>
                 <w:b w:val="0"/>
-                <w:sz w:val="20"/>
+                <w:sz w:val="18"/>
               </w:rPr>
               <w:t>系统架构设计</w:t>
             </w:r>
@@ -149,9 +446,9 @@
               <w:rPr>
                 <w:rFonts w:ascii="Microsoft YaHei" w:hAnsi="Microsoft YaHei" w:eastAsia="Microsoft YaHei"/>
                 <w:b w:val="0"/>
-                <w:sz w:val="20"/>
+                <w:sz w:val="18"/>
               </w:rPr>
-              <w:t>定义 MainWindow.h 全部数据结构（284行）；模块间接口规范；Profession抽象基类到6个派生职业的继承体系设计</w:t>
+              <w:t>定义MainWindow.h全部284行数据结构（CharacterData/EnemyData/ItemData/TaskData/RoomData）；设计模块间接口规范；设计Profession抽象基类到6个派生职业的继承体系；选择QVector+QMap作为主要容器</w:t>
             </w:r>
           </w:p>
         </w:tc>
@@ -166,7 +463,7 @@
               <w:rPr>
                 <w:rFonts w:ascii="Microsoft YaHei" w:hAnsi="Microsoft YaHei" w:eastAsia="Microsoft YaHei"/>
                 <w:b w:val="0"/>
-                <w:sz w:val="20"/>
+                <w:sz w:val="18"/>
               </w:rPr>
               <w:t>回合制战斗引擎</w:t>
             </w:r>
@@ -181,9 +478,9 @@
               <w:rPr>
                 <w:rFonts w:ascii="Microsoft YaHei" w:hAnsi="Microsoft YaHei" w:eastAsia="Microsoft YaHei"/>
                 <w:b w:val="0"/>
-                <w:sz w:val="20"/>
+                <w:sz w:val="18"/>
               </w:rPr>
-              <w:t>startBattle()/fightOneRound()/enemyTurn()/endBattleIfNeeded()完整战斗流程；先手判定算法；伤害公式max(1,攻-防)；前后排目标选择；6种异常状态（冻结/灼烧/减速/眩晕/沉默/嘲讽）；120种技能效果实现</w:t>
+              <w:t>实现startBattle()/fightOneRound()/enemyTurn()/endBattleIfNeeded()完整状态机；先手判定算法（双方队伍平均等级比较）；伤害公式max(1,攻击-防御)；前后排目标智能选择（敌人优先攻击前排）；6种异常状态系统（冻结跳过行动/灼烧持续掉血/减速降低速度/眩晕无法行动/沉默禁用技能/嘲讽强制攻击）</w:t>
             </w:r>
           </w:p>
         </w:tc>
@@ -198,7 +495,7 @@
               <w:rPr>
                 <w:rFonts w:ascii="Microsoft YaHei" w:hAnsi="Microsoft YaHei" w:eastAsia="Microsoft YaHei"/>
                 <w:b w:val="0"/>
-                <w:sz w:val="20"/>
+                <w:sz w:val="18"/>
               </w:rPr>
               <w:t>地窟生成系统</w:t>
             </w:r>
@@ -213,9 +510,9 @@
               <w:rPr>
                 <w:rFonts w:ascii="Microsoft YaHei" w:hAnsi="Microsoft YaHei" w:eastAsia="Microsoft YaHei"/>
                 <w:b w:val="0"/>
-                <w:sz w:val="20"/>
+                <w:sz w:val="18"/>
               </w:rPr>
-              <w:t>buildDungeonLayer() 7层配置；makeEnemyGroup() 生成普通/精英/BOSS共30+种敌人及AI；makeLayerEquipments() 7层装备掉落表</w:t>
+              <w:t>buildDungeonLayer()根据层数生成房间；7种房间类型（恶魔商店/普通战斗x3/宝箱/精英通道/BOSS房）；makeEnemyGroup()按7层x3类(普通/精英/BOSS)生成30+种敌人，每层敌人属性递增；makeLayerEquipments()按层生成4槽位装备掉落表</w:t>
             </w:r>
           </w:p>
         </w:tc>
@@ -230,7 +527,7 @@
               <w:rPr>
                 <w:rFonts w:ascii="Microsoft YaHei" w:hAnsi="Microsoft YaHei" w:eastAsia="Microsoft YaHei"/>
                 <w:b w:val="0"/>
-                <w:sz w:val="20"/>
+                <w:sz w:val="18"/>
               </w:rPr>
               <w:t>等级成长系统</w:t>
             </w:r>
@@ -245,9 +542,9 @@
               <w:rPr>
                 <w:rFonts w:ascii="Microsoft YaHei" w:hAnsi="Microsoft YaHei" w:eastAsia="Microsoft YaHei"/>
                 <w:b w:val="0"/>
-                <w:sz w:val="20"/>
+                <w:sz w:val="18"/>
               </w:rPr>
-              <w:t>addExp() 经验累计与升级；属性按职业系数增长；技能按Lv1/5/10/15/20五档解锁</w:t>
+              <w:t>addExp()累计经验、检测升级；属性随等级按职业系数自动增长（不同职业成长率不同）；技能按Lv1/5/10/15/20五档自动解锁；expNeed随等级递增（100→150→225→...）</w:t>
             </w:r>
           </w:p>
         </w:tc>
@@ -262,7 +559,7 @@
               <w:rPr>
                 <w:rFonts w:ascii="Microsoft YaHei" w:hAnsi="Microsoft YaHei" w:eastAsia="Microsoft YaHei"/>
                 <w:b w:val="0"/>
-                <w:sz w:val="20"/>
+                <w:sz w:val="18"/>
               </w:rPr>
               <w:t>Git仓库管理</w:t>
             </w:r>
@@ -277,9 +574,9 @@
               <w:rPr>
                 <w:rFonts w:ascii="Microsoft YaHei" w:hAnsi="Microsoft YaHei" w:eastAsia="Microsoft YaHei"/>
                 <w:b w:val="0"/>
-                <w:sz w:val="20"/>
+                <w:sz w:val="18"/>
               </w:rPr>
-              <w:t>分支策略、代码合并、冲突解决、GitHub Releases版本发布</w:t>
+              <w:t>制定分支策略（main+feature分支）；多成员代码合并与冲突解决；GitHub Release版本打包发布；处理多次force push解决历史分叉问题</w:t>
             </w:r>
           </w:p>
         </w:tc>
@@ -288,15 +585,40 @@
     <w:p/>
     <w:p>
       <w:pPr>
-        <w:pStyle w:val="Heading2"/>
+        <w:pStyle w:val="Heading1"/>
       </w:pPr>
       <w:r>
         <w:rPr>
           <w:rFonts w:ascii="Microsoft YaHei" w:hAnsi="Microsoft YaHei" w:eastAsia="Microsoft YaHei"/>
           <w:b/>
-          <w:sz w:val="30"/>
+          <w:sz w:val="36"/>
         </w:rPr>
-        <w:t>技术亮点</w:t>
+        <w:t>三、答辩发言稿</w:t>
+      </w:r>
+    </w:p>
+    <w:p>
+      <w:r>
+        <w:rPr>
+          <w:rFonts w:ascii="Microsoft YaHei" w:hAnsi="Microsoft YaHei" w:eastAsia="Microsoft YaHei"/>
+          <w:b w:val="0"/>
+          <w:color w:val="787878"/>
+          <w:sz w:val="20"/>
+        </w:rPr>
+        <w:t>（以下为建议发言内容，可根据实际情况调整，预计用时3-5分钟）</w:t>
+      </w:r>
+    </w:p>
+    <w:p/>
+    <w:p>
+      <w:pPr>
+        <w:ind w:firstLine="397"/>
+      </w:pPr>
+      <w:r>
+        <w:rPr>
+          <w:rFonts w:ascii="Microsoft YaHei" w:hAnsi="Microsoft YaHei" w:eastAsia="Microsoft YaHei"/>
+          <w:b w:val="0"/>
+          <w:sz w:val="24"/>
+        </w:rPr>
+        <w:t>各位老师好，我是谢文浩，本项目的组长，主要负责系统架构设计和核心游戏逻辑的开发。</w:t>
       </w:r>
     </w:p>
     <w:p>
@@ -309,7 +631,7 @@
           <w:b w:val="0"/>
           <w:sz w:val="24"/>
         </w:rPr>
-        <w:t xml:space="preserve">  - 战斗引擎如何用C++多态实现6种异常状态的统一管理</w:t>
+        <w:t>首先介绍系统架构。整个项目的核心数据结构定义在MainWindow.h中，我设计了CharacterData、EnemyData、ItemData、TaskData、RoomData等核心结构体，以及GamePhase、RoomType等枚举类型。选择struct而非class是因为游戏数据需要频繁在模块间传递，public访问更便捷。同时设计了Profession抽象基类的继承体系——6个职业继承同一个基类，各自重写skills()和baseStats()虚函数，实现运行时多态。</w:t>
       </w:r>
     </w:p>
     <w:p>
@@ -322,7 +644,7 @@
           <w:b w:val="0"/>
           <w:sz w:val="24"/>
         </w:rPr>
-        <w:t xml:space="preserve">  - 地窟生成算法如何保证每层难度递增且可玩性</w:t>
+        <w:t>下面重点介绍战斗系统，这是整个项目技术难度最高的部分。战斗流程是一个完整的状态机：startBattle初始化战斗→fightOneRound我方行动→enemyTurn敌方行动→endBattleIfNeeded判断胜负。先手判定算法是取双方队伍平均等级比较。伤害公式采用经典的max(1,攻击-防御)保证至少1点伤害。</w:t>
       </w:r>
     </w:p>
     <w:p>
@@ -335,21 +657,7 @@
           <w:b w:val="0"/>
           <w:sz w:val="24"/>
         </w:rPr>
-        <w:t xml:space="preserve">  - Profession抽象基类+虚函数实现新增职业零修改</w:t>
-      </w:r>
-    </w:p>
-    <w:p/>
-    <w:p>
-      <w:pPr>
-        <w:pStyle w:val="Heading2"/>
-      </w:pPr>
-      <w:r>
-        <w:rPr>
-          <w:rFonts w:ascii="Microsoft YaHei" w:hAnsi="Microsoft YaHei" w:eastAsia="Microsoft YaHei"/>
-          <w:b/>
-          <w:sz w:val="30"/>
-        </w:rPr>
-        <w:t>答辩准备建议</w:t>
+        <w:t>战斗系统最核心的创新是6种异常状态机制。冻结会让目标跳过行动、灼烧每回合掉血、减速降低出手速度、眩晕无法行动、沉默禁止使用技能、嘲讽强制攻击特定目标。这些状态通过EnemyData中的frozen/slow/burn等字段追踪持续回合数，在enemyTurn中统一处理。</w:t>
       </w:r>
     </w:p>
     <w:p>
@@ -362,7 +670,7 @@
           <w:b w:val="0"/>
           <w:sz w:val="24"/>
         </w:rPr>
-        <w:t xml:space="preserve">  - 重点展示MainWindow.h的数据结构设计思路</w:t>
+        <w:t>地窟系统我生成了7层共40+个房间。每层调用makeEnemyGroup()按普通/精英/BOSS三类生成不同难度的敌人，属性和技能随层数递增。比如第一层敌人HP约100，到第七层BOSS达到了1200点，保证难度曲线的平滑上升。</w:t>
       </w:r>
     </w:p>
     <w:p>
@@ -375,7 +683,50 @@
           <w:b w:val="0"/>
           <w:sz w:val="24"/>
         </w:rPr>
-        <w:t xml:space="preserve">  - 演示战斗全流程：选敌-先手判定-伤害计算-异常状态-胜负</w:t>
+        <w:t>以上就是我的答辩内容，谢谢各位老师。</w:t>
+      </w:r>
+    </w:p>
+    <w:p>
+      <w:r>
+        <w:br w:type="page"/>
+      </w:r>
+    </w:p>
+    <w:p>
+      <w:pPr>
+        <w:pStyle w:val="Heading1"/>
+      </w:pPr>
+      <w:r>
+        <w:rPr>
+          <w:rFonts w:ascii="Microsoft YaHei" w:hAnsi="Microsoft YaHei" w:eastAsia="Microsoft YaHei"/>
+          <w:b/>
+          <w:sz w:val="36"/>
+        </w:rPr>
+        <w:t>四、答辩可能提问及建议回答</w:t>
+      </w:r>
+    </w:p>
+    <w:p>
+      <w:r>
+        <w:rPr>
+          <w:rFonts w:ascii="Microsoft YaHei" w:hAnsi="Microsoft YaHei" w:eastAsia="Microsoft YaHei"/>
+          <w:b w:val="0"/>
+          <w:color w:val="787878"/>
+          <w:sz w:val="20"/>
+        </w:rPr>
+        <w:t>（以下为常见技术问题及建议回答思路，仅供参考）</w:t>
+      </w:r>
+    </w:p>
+    <w:p/>
+    <w:p>
+      <w:pPr>
+        <w:pStyle w:val="Heading3"/>
+      </w:pPr>
+      <w:r>
+        <w:rPr>
+          <w:rFonts w:ascii="Microsoft YaHei" w:hAnsi="Microsoft YaHei" w:eastAsia="Microsoft YaHei"/>
+          <w:b/>
+          <w:sz w:val="26"/>
+        </w:rPr>
+        <w:t>Q1：为什么选择Qt Widgets而不是Qt Quick/QML？</w:t>
       </w:r>
     </w:p>
     <w:p>
@@ -388,7 +739,21 @@
           <w:b w:val="0"/>
           <w:sz w:val="24"/>
         </w:rPr>
-        <w:t xml:space="preserve">  - 说明地窟7层递增难度的生成算法</w:t>
+        <w:t>建议回答：Qt Widgets是C++课程设计的主流选择，与课程教学内容（C++面向对象编程）结合更紧密。Widgets的所有控件都是C++类，可以直接体现封装、继承、多态等OOP特性。而QML需要学习JavaScript/QML语法，偏离了C++课程的核心目标。</w:t>
+      </w:r>
+    </w:p>
+    <w:p/>
+    <w:p>
+      <w:pPr>
+        <w:pStyle w:val="Heading3"/>
+      </w:pPr>
+      <w:r>
+        <w:rPr>
+          <w:rFonts w:ascii="Microsoft YaHei" w:hAnsi="Microsoft YaHei" w:eastAsia="Microsoft YaHei"/>
+          <w:b/>
+          <w:sz w:val="26"/>
+        </w:rPr>
+        <w:t>Q2：战斗中异常状态是用什么数据结构管理的？</w:t>
       </w:r>
     </w:p>
     <w:p>
@@ -401,9 +766,118 @@
           <w:b w:val="0"/>
           <w:sz w:val="24"/>
         </w:rPr>
-        <w:t xml:space="preserve">  - 强调多态设计优势：新增职业只需继承，不改其他代码</w:t>
+        <w:t>建议回答：异常状态通过EnemyData结构体中的整数字段管理，如frozen表示冻结剩余回合、burn表示灼烧剩余回合。在enemyTurn()中检查这些字段，&gt;0则触发效果并递减。这种方式比用vector&lt;StatusEffect&gt;更轻量，因为每个敌人同时只有1-2个状态，用6个int比动态容器更高效。</w:t>
       </w:r>
     </w:p>
+    <w:p/>
+    <w:p>
+      <w:pPr>
+        <w:pStyle w:val="Heading3"/>
+      </w:pPr>
+      <w:r>
+        <w:rPr>
+          <w:rFonts w:ascii="Microsoft YaHei" w:hAnsi="Microsoft YaHei" w:eastAsia="Microsoft YaHei"/>
+          <w:b/>
+          <w:sz w:val="26"/>
+        </w:rPr>
+        <w:t>Q3：地窟难度递增是如何保证的？</w:t>
+      </w:r>
+    </w:p>
+    <w:p>
+      <w:pPr>
+        <w:ind w:firstLine="397"/>
+      </w:pPr>
+      <w:r>
+        <w:rPr>
+          <w:rFonts w:ascii="Microsoft YaHei" w:hAnsi="Microsoft YaHei" w:eastAsia="Microsoft YaHei"/>
+          <w:b w:val="0"/>
+          <w:sz w:val="24"/>
+        </w:rPr>
+        <w:t>建议回答：通过makeEnemyGroup()的layer参数控制。每层敌人的HP、攻击、防御按固定系数递增（约15%-25%），同时给高层敌人添加更多技能词条。装备掉落也随层数提升品质，例如第一层掉落+5属性的装备，第七层掉落+35属性的装备。</w:t>
+      </w:r>
+    </w:p>
+    <w:p/>
+    <w:p>
+      <w:pPr>
+        <w:pStyle w:val="Heading3"/>
+      </w:pPr>
+      <w:r>
+        <w:rPr>
+          <w:rFonts w:ascii="Microsoft YaHei" w:hAnsi="Microsoft YaHei" w:eastAsia="Microsoft YaHei"/>
+          <w:b/>
+          <w:sz w:val="26"/>
+        </w:rPr>
+        <w:t>Q4：如果新增一个职业，需要修改哪些代码？</w:t>
+      </w:r>
+    </w:p>
+    <w:p>
+      <w:pPr>
+        <w:ind w:firstLine="397"/>
+      </w:pPr>
+      <w:r>
+        <w:rPr>
+          <w:rFonts w:ascii="Microsoft YaHei" w:hAnsi="Microsoft YaHei" w:eastAsia="Microsoft YaHei"/>
+          <w:b w:val="0"/>
+          <w:sz w:val="24"/>
+        </w:rPr>
+        <w:t>建议回答：只需两步：1. 创建新类继承Profession，实现skills()和baseStats()两个虚函数；2. 在setupData()中push_back到professions列表。MainWindow的战斗、编队、成长等所有逻辑都通过基类指针操作，不需要任何修改。这就是多态的核心优势。</w:t>
+      </w:r>
+    </w:p>
+    <w:p/>
+    <w:p>
+      <w:pPr>
+        <w:pStyle w:val="Heading3"/>
+      </w:pPr>
+      <w:r>
+        <w:rPr>
+          <w:rFonts w:ascii="Microsoft YaHei" w:hAnsi="Microsoft YaHei" w:eastAsia="Microsoft YaHei"/>
+          <w:b/>
+          <w:sz w:val="26"/>
+        </w:rPr>
+        <w:t>Q5：项目中最难解决的技术问题是什么？</w:t>
+      </w:r>
+    </w:p>
+    <w:p>
+      <w:pPr>
+        <w:ind w:firstLine="397"/>
+      </w:pPr>
+      <w:r>
+        <w:rPr>
+          <w:rFonts w:ascii="Microsoft YaHei" w:hAnsi="Microsoft YaHei" w:eastAsia="Microsoft YaHei"/>
+          <w:b w:val="0"/>
+          <w:sz w:val="24"/>
+        </w:rPr>
+        <w:t>建议回答：战斗状态机的设计是最难的。需要处理好玩家选择目标→攻击→敌方反击→状态更新→胜负判定的完整流程，还要处理玩家或敌人在中途死亡的情况。我采用了分阶段处理：先收集所有存活角色→按速度排序→依次执行动作→每步检查死亡→回合结束统一处理异常状态。这样保证了逻辑的清晰性和正确性。</w:t>
+      </w:r>
+    </w:p>
+    <w:p/>
+    <w:p>
+      <w:pPr>
+        <w:pStyle w:val="Heading3"/>
+      </w:pPr>
+      <w:r>
+        <w:rPr>
+          <w:rFonts w:ascii="Microsoft YaHei" w:hAnsi="Microsoft YaHei" w:eastAsia="Microsoft YaHei"/>
+          <w:b/>
+          <w:sz w:val="26"/>
+        </w:rPr>
+        <w:t>Q6：Git合并时遇到冲突怎么处理？</w:t>
+      </w:r>
+    </w:p>
+    <w:p>
+      <w:pPr>
+        <w:ind w:firstLine="397"/>
+      </w:pPr>
+      <w:r>
+        <w:rPr>
+          <w:rFonts w:ascii="Microsoft YaHei" w:hAnsi="Microsoft YaHei" w:eastAsia="Microsoft YaHei"/>
+          <w:b w:val="0"/>
+          <w:sz w:val="24"/>
+        </w:rPr>
+        <w:t>建议回答：首先用git status查看冲突文件列表，然后逐个打开冲突文件，根据冲突标记&lt;&lt;&lt; === &gt;&gt;&gt;判断谁改了什么。对于MainWindow.cpp这种多人协作的大文件，我会和组员确认各自的修改范围，合并后编译验证确保没有遗漏。最后强制推送时先备份远程最新版本，避免覆盖别人的工作。</w:t>
+      </w:r>
+    </w:p>
+    <w:p/>
     <w:sectPr>
       <w:pgSz w:w="12240" w:h="15840"/>
       <w:pgMar w:top="1440" w:right="1800" w:bottom="1440" w:left="1800" w:header="720" w:footer="720" w:gutter="0"/>
